--- a/deliverable/附件3：鲁东大学2026年研究生学业奖学金申请审批表_filled.docx
+++ b/deliverable/附件3：鲁东大学2026年研究生学业奖学金申请审批表_filled.docx
@@ -17,7 +17,7 @@
           <w:sz w:val="36"/>
           <w:szCs w:val="36"/>
         </w:rPr>
-        <w:t xml:space="preserve">鲁东大学</w:t>
+        <w:t>鲁东大学2026年研究生学业奖学金申请审批表</w:t>
       </w:r>
       <w:r>
         <w:rPr>
@@ -25,7 +25,6 @@
           <w:sz w:val="36"/>
           <w:szCs w:val="36"/>
         </w:rPr>
-        <w:t xml:space="preserve">202</w:t>
       </w:r>
       <w:r>
         <w:rPr>
@@ -35,7 +34,6 @@
           <w:u w:val="single"/>
           <w:lang w:val="en-US" w:eastAsia="zh-CN"/>
         </w:rPr>
-        <w:t xml:space="preserve">  </w:t>
       </w:r>
       <w:r>
         <w:rPr>
@@ -43,7 +41,6 @@
           <w:sz w:val="36"/>
           <w:szCs w:val="36"/>
         </w:rPr>
-        <w:t xml:space="preserve">年研究生学业奖学金申请审批表</w:t>
       </w:r>
     </w:p>
     <w:p/>
@@ -218,6 +215,9 @@
                 <w:sz w:val="24"/>
               </w:rPr>
             </w:pPr>
+            <w:r>
+              <w:t>男</w:t>
+            </w:r>
           </w:p>
         </w:tc>
         <w:tc>
@@ -255,6 +255,9 @@
                 <w:sz w:val="24"/>
               </w:rPr>
             </w:pPr>
+            <w:r>
+              <w:t>2002.03.04</w:t>
+            </w:r>
           </w:p>
         </w:tc>
       </w:tr>
@@ -364,6 +367,9 @@
                 <w:sz w:val="24"/>
               </w:rPr>
             </w:pPr>
+            <w:r>
+              <w:t>汉族</w:t>
+            </w:r>
           </w:p>
         </w:tc>
         <w:tc>
@@ -402,6 +408,9 @@
                 <w:sz w:val="24"/>
               </w:rPr>
             </w:pPr>
+            <w:r>
+              <w:t>2024.08.25</w:t>
+            </w:r>
           </w:p>
         </w:tc>
       </w:tr>
@@ -632,6 +641,9 @@
                 <w:sz w:val="24"/>
               </w:rPr>
             </w:pPr>
+            <w:r>
+              <w:t>三年</w:t>
+            </w:r>
           </w:p>
         </w:tc>
         <w:tc>
@@ -948,6 +960,9 @@
                 <w:sz w:val="24"/>
               </w:rPr>
             </w:pPr>
+            <w:r>
+              <w:t>51370120020302041X</w:t>
+            </w:r>
           </w:p>
         </w:tc>
         <w:tc>
@@ -1269,161 +1284,139 @@
                 <w:rFonts w:hint="eastAsia"/>
                 <w:sz w:val="24"/>
               </w:rPr>
-              <w:t xml:space="preserve">博士一</w:t>
-            </w:r>
-            <w:r>
-              <w:rPr>
-                <w:rFonts w:hint="eastAsia"/>
-                <w:sz w:val="24"/>
-              </w:rPr>
-              <w:t xml:space="preserve">等</w:t>
-            </w:r>
-            <w:r>
-              <w:rPr>
-                <w:rFonts w:hint="eastAsia"/>
-                <w:sz w:val="24"/>
-              </w:rPr>
-              <w:t xml:space="preserve">□</w:t>
-            </w:r>
-            <w:r>
-              <w:rPr>
-                <w:rFonts w:hint="eastAsia"/>
-                <w:sz w:val="24"/>
-              </w:rPr>
-              <w:t xml:space="preserve">  </w:t>
-            </w:r>
-            <w:r>
-              <w:rPr>
-                <w:rFonts w:hint="eastAsia"/>
-                <w:sz w:val="24"/>
-              </w:rPr>
-              <w:t xml:space="preserve"> </w:t>
-            </w:r>
-            <w:r>
-              <w:rPr>
-                <w:rFonts w:hint="eastAsia"/>
-                <w:sz w:val="24"/>
-              </w:rPr>
-              <w:t xml:space="preserve">博士二</w:t>
-            </w:r>
-            <w:r>
-              <w:rPr>
-                <w:rFonts w:hint="eastAsia"/>
-                <w:sz w:val="24"/>
-              </w:rPr>
-              <w:t xml:space="preserve">等</w:t>
-            </w:r>
-            <w:r>
-              <w:rPr>
-                <w:rFonts w:hint="eastAsia"/>
-                <w:sz w:val="24"/>
-              </w:rPr>
-              <w:t xml:space="preserve">□</w:t>
-            </w:r>
-            <w:r>
-              <w:rPr>
-                <w:rFonts w:hint="eastAsia"/>
-                <w:sz w:val="24"/>
-              </w:rPr>
-              <w:t xml:space="preserve">   </w:t>
-            </w:r>
-            <w:r>
-              <w:rPr>
-                <w:rFonts w:hint="eastAsia"/>
-                <w:sz w:val="24"/>
-              </w:rPr>
-              <w:t xml:space="preserve"> </w:t>
-            </w:r>
-            <w:r>
-              <w:rPr>
-                <w:rFonts w:hint="eastAsia"/>
-                <w:sz w:val="24"/>
-              </w:rPr>
-              <w:t xml:space="preserve">硕士一</w:t>
-            </w:r>
-            <w:r>
-              <w:rPr>
-                <w:rFonts w:hint="eastAsia"/>
-                <w:sz w:val="24"/>
-              </w:rPr>
-              <w:t xml:space="preserve">等</w:t>
-            </w:r>
-            <w:r>
-              <w:rPr>
-                <w:rFonts w:hint="eastAsia"/>
-                <w:sz w:val="24"/>
-              </w:rPr>
-              <w:t xml:space="preserve">□</w:t>
-            </w:r>
-            <w:r>
-              <w:rPr>
-                <w:rFonts w:hint="eastAsia"/>
-                <w:sz w:val="24"/>
-              </w:rPr>
-              <w:t xml:space="preserve">  </w:t>
-            </w:r>
-            <w:r>
-              <w:rPr>
-                <w:rFonts w:hint="eastAsia"/>
-                <w:sz w:val="24"/>
-              </w:rPr>
-              <w:t xml:space="preserve"> </w:t>
-            </w:r>
-            <w:r>
-              <w:rPr>
-                <w:rFonts w:hint="eastAsia"/>
-                <w:sz w:val="24"/>
-              </w:rPr>
-              <w:t xml:space="preserve">硕士二</w:t>
-            </w:r>
-            <w:r>
-              <w:rPr>
-                <w:rFonts w:hint="eastAsia"/>
-                <w:sz w:val="24"/>
-              </w:rPr>
-              <w:t xml:space="preserve">等</w:t>
-            </w:r>
-            <w:r>
-              <w:rPr>
-                <w:rFonts w:hint="eastAsia"/>
-                <w:sz w:val="24"/>
-              </w:rPr>
-              <w:t xml:space="preserve">□</w:t>
-            </w:r>
-            <w:r>
-              <w:rPr>
-                <w:rFonts w:hint="eastAsia"/>
-                <w:sz w:val="24"/>
-              </w:rPr>
-              <w:t xml:space="preserve">   </w:t>
-            </w:r>
-            <w:r>
-              <w:rPr>
-                <w:rFonts w:hint="eastAsia"/>
-                <w:sz w:val="24"/>
-              </w:rPr>
-              <w:t xml:space="preserve"> </w:t>
-            </w:r>
-            <w:r>
-              <w:rPr>
-                <w:rFonts w:hint="eastAsia"/>
-                <w:sz w:val="24"/>
-              </w:rPr>
-              <w:t xml:space="preserve">硕士三</w:t>
-            </w:r>
-            <w:r>
-              <w:rPr>
-                <w:rFonts w:hint="eastAsia"/>
-                <w:sz w:val="24"/>
-              </w:rPr>
-              <w:t xml:space="preserve">等</w:t>
-            </w:r>
-            <w:r>
-              <w:rPr>
-                <w:rFonts w:hint="eastAsia"/>
-                <w:sz w:val="24"/>
-              </w:rPr>
-              <w:t xml:space="preserve">□</w:t>
+              <w:t>博士一等□   博士二等□    硕士一等☑   硕士二等□    硕士三等□</w:t>
+            </w:r>
+            <w:r>
+              <w:rPr>
+                <w:rFonts w:hint="eastAsia"/>
+                <w:sz w:val="24"/>
+              </w:rPr>
+            </w:r>
+            <w:r>
+              <w:rPr>
+                <w:rFonts w:hint="eastAsia"/>
+                <w:sz w:val="24"/>
+              </w:rPr>
+            </w:r>
+            <w:r>
+              <w:rPr>
+                <w:rFonts w:hint="eastAsia"/>
+                <w:sz w:val="24"/>
+              </w:rPr>
+            </w:r>
+            <w:r>
+              <w:rPr>
+                <w:rFonts w:hint="eastAsia"/>
+                <w:sz w:val="24"/>
+              </w:rPr>
+            </w:r>
+            <w:r>
+              <w:rPr>
+                <w:rFonts w:hint="eastAsia"/>
+                <w:sz w:val="24"/>
+              </w:rPr>
+            </w:r>
+            <w:r>
+              <w:rPr>
+                <w:rFonts w:hint="eastAsia"/>
+                <w:sz w:val="24"/>
+              </w:rPr>
+            </w:r>
+            <w:r>
+              <w:rPr>
+                <w:rFonts w:hint="eastAsia"/>
+                <w:sz w:val="24"/>
+              </w:rPr>
+            </w:r>
+            <w:r>
+              <w:rPr>
+                <w:rFonts w:hint="eastAsia"/>
+                <w:sz w:val="24"/>
+              </w:rPr>
+            </w:r>
+            <w:r>
+              <w:rPr>
+                <w:rFonts w:hint="eastAsia"/>
+                <w:sz w:val="24"/>
+              </w:rPr>
+            </w:r>
+            <w:r>
+              <w:rPr>
+                <w:rFonts w:hint="eastAsia"/>
+                <w:sz w:val="24"/>
+              </w:rPr>
+            </w:r>
+            <w:r>
+              <w:rPr>
+                <w:rFonts w:hint="eastAsia"/>
+                <w:sz w:val="24"/>
+              </w:rPr>
+            </w:r>
+            <w:r>
+              <w:rPr>
+                <w:rFonts w:hint="eastAsia"/>
+                <w:sz w:val="24"/>
+              </w:rPr>
+            </w:r>
+            <w:r>
+              <w:rPr>
+                <w:rFonts w:hint="eastAsia"/>
+                <w:sz w:val="24"/>
+              </w:rPr>
+            </w:r>
+            <w:r>
+              <w:rPr>
+                <w:rFonts w:hint="eastAsia"/>
+                <w:sz w:val="24"/>
+              </w:rPr>
+            </w:r>
+            <w:r>
+              <w:rPr>
+                <w:rFonts w:hint="eastAsia"/>
+                <w:sz w:val="24"/>
+              </w:rPr>
+            </w:r>
+            <w:r>
+              <w:rPr>
+                <w:rFonts w:hint="eastAsia"/>
+                <w:sz w:val="24"/>
+              </w:rPr>
+            </w:r>
+            <w:r>
+              <w:rPr>
+                <w:rFonts w:hint="eastAsia"/>
+                <w:sz w:val="24"/>
+              </w:rPr>
+            </w:r>
+            <w:r>
+              <w:rPr>
+                <w:rFonts w:hint="eastAsia"/>
+                <w:sz w:val="24"/>
+              </w:rPr>
+            </w:r>
+            <w:r>
+              <w:rPr>
+                <w:rFonts w:hint="eastAsia"/>
+                <w:sz w:val="24"/>
+              </w:rPr>
+            </w:r>
+            <w:r>
+              <w:rPr>
+                <w:rFonts w:hint="eastAsia"/>
+                <w:sz w:val="24"/>
+              </w:rPr>
+            </w:r>
+            <w:r>
+              <w:rPr>
+                <w:rFonts w:hint="eastAsia"/>
+                <w:sz w:val="24"/>
+              </w:rPr>
+            </w:r>
+            <w:r>
+              <w:rPr>
+                <w:rFonts w:hint="eastAsia"/>
+                <w:sz w:val="24"/>
+              </w:rPr>
             </w:r>
           </w:p>
         </w:tc>

--- a/deliverable/附件3：鲁东大学2026年研究生学业奖学金申请审批表_filled.docx
+++ b/deliverable/附件3：鲁东大学2026年研究生学业奖学金申请审批表_filled.docx
@@ -1521,6 +1521,7 @@
           </w:p>
           <w:p>
             <w:pPr>
+              <w:spacing w:line="360" w:lineRule="auto" w:after="120"/>
               <w:rPr>
                 <w:rFonts w:hint="eastAsia"/>
                 <w:sz w:val="24"/>
@@ -1532,222 +1533,250 @@
           </w:p>
           <w:p>
             <w:pPr>
-              <w:rPr>
-                <w:rFonts w:hint="eastAsia"/>
-                <w:sz w:val="24"/>
-              </w:rPr>
-            </w:pPr>
-          </w:p>
-          <w:p>
-            <w:pPr>
-              <w:rPr>
-                <w:rFonts w:hint="eastAsia"/>
-                <w:sz w:val="24"/>
-              </w:rPr>
-            </w:pPr>
-          </w:p>
-          <w:p>
-            <w:pPr>
-              <w:rPr>
-                <w:rFonts w:hint="eastAsia"/>
-                <w:sz w:val="24"/>
-              </w:rPr>
-            </w:pPr>
-          </w:p>
-          <w:p>
-            <w:pPr>
-              <w:rPr>
-                <w:rFonts w:hint="eastAsia"/>
-                <w:sz w:val="24"/>
-              </w:rPr>
-            </w:pPr>
-          </w:p>
-          <w:p>
-            <w:pPr>
-              <w:rPr>
-                <w:rFonts w:hint="eastAsia"/>
-                <w:sz w:val="24"/>
-              </w:rPr>
-            </w:pPr>
-          </w:p>
-          <w:p>
-            <w:pPr>
-              <w:rPr>
-                <w:rFonts w:hint="eastAsia"/>
-                <w:sz w:val="24"/>
-              </w:rPr>
-            </w:pPr>
-          </w:p>
-          <w:p>
-            <w:pPr>
-              <w:rPr>
-                <w:rFonts w:hint="eastAsia"/>
-                <w:sz w:val="24"/>
-              </w:rPr>
-            </w:pPr>
-          </w:p>
-          <w:p>
-            <w:pPr>
-              <w:rPr>
-                <w:rFonts w:hint="eastAsia"/>
-                <w:sz w:val="24"/>
-              </w:rPr>
-            </w:pPr>
-          </w:p>
-          <w:p>
-            <w:pPr>
-              <w:rPr>
-                <w:rFonts w:hint="eastAsia"/>
-                <w:sz w:val="24"/>
-              </w:rPr>
-            </w:pPr>
-          </w:p>
-          <w:p>
-            <w:pPr>
-              <w:rPr>
-                <w:rFonts w:hint="eastAsia"/>
-                <w:sz w:val="24"/>
-              </w:rPr>
-            </w:pPr>
-          </w:p>
-          <w:p>
-            <w:pPr>
-              <w:rPr>
-                <w:rFonts w:hint="eastAsia"/>
-                <w:sz w:val="24"/>
-              </w:rPr>
-            </w:pPr>
-          </w:p>
-          <w:p>
-            <w:pPr>
-              <w:rPr>
-                <w:rFonts w:hint="eastAsia"/>
-                <w:sz w:val="24"/>
-              </w:rPr>
-            </w:pPr>
-          </w:p>
-          <w:p>
-            <w:pPr>
-              <w:rPr>
-                <w:rFonts w:hint="eastAsia"/>
-                <w:sz w:val="24"/>
-              </w:rPr>
-            </w:pPr>
-          </w:p>
-          <w:p>
-            <w:pPr>
-              <w:rPr>
-                <w:rFonts w:hint="eastAsia"/>
-                <w:sz w:val="24"/>
-              </w:rPr>
-            </w:pPr>
-          </w:p>
-          <w:p>
-            <w:pPr>
-              <w:rPr>
-                <w:rFonts w:hint="eastAsia"/>
-                <w:sz w:val="24"/>
-              </w:rPr>
-            </w:pPr>
-          </w:p>
-          <w:p>
-            <w:pPr>
-              <w:rPr>
-                <w:rFonts w:hint="eastAsia"/>
-                <w:sz w:val="24"/>
-              </w:rPr>
-            </w:pPr>
-          </w:p>
-          <w:p>
-            <w:pPr>
-              <w:rPr>
-                <w:rFonts w:hint="eastAsia"/>
-                <w:sz w:val="24"/>
-              </w:rPr>
-            </w:pPr>
-          </w:p>
-          <w:p>
-            <w:pPr>
-              <w:rPr>
-                <w:rFonts w:hint="eastAsia"/>
-                <w:sz w:val="24"/>
-              </w:rPr>
-            </w:pPr>
-          </w:p>
-          <w:p>
-            <w:pPr>
-              <w:rPr>
-                <w:rFonts w:hint="eastAsia"/>
-                <w:sz w:val="24"/>
-              </w:rPr>
-            </w:pPr>
-          </w:p>
-          <w:p>
-            <w:pPr>
-              <w:rPr>
-                <w:rFonts w:hint="eastAsia"/>
-                <w:sz w:val="24"/>
-              </w:rPr>
-            </w:pPr>
-          </w:p>
-          <w:p>
-            <w:pPr>
-              <w:rPr>
-                <w:rFonts w:hint="eastAsia"/>
-                <w:sz w:val="24"/>
-              </w:rPr>
-            </w:pPr>
-          </w:p>
-          <w:p>
-            <w:pPr>
-              <w:rPr>
-                <w:rFonts w:hint="eastAsia"/>
-                <w:sz w:val="24"/>
-              </w:rPr>
-            </w:pPr>
-          </w:p>
-          <w:p>
-            <w:pPr>
-              <w:rPr>
-                <w:rFonts w:hint="eastAsia"/>
-                <w:sz w:val="24"/>
-              </w:rPr>
-            </w:pPr>
-          </w:p>
-          <w:p>
-            <w:pPr>
-              <w:rPr>
-                <w:rFonts w:hint="eastAsia"/>
-                <w:sz w:val="24"/>
-              </w:rPr>
-            </w:pPr>
-          </w:p>
-          <w:p>
-            <w:pPr>
-              <w:rPr>
-                <w:rFonts w:hint="eastAsia"/>
-                <w:sz w:val="24"/>
-              </w:rPr>
-            </w:pPr>
-          </w:p>
-          <w:p>
-            <w:pPr>
-              <w:rPr>
-                <w:rFonts w:hint="eastAsia"/>
-                <w:sz w:val="24"/>
-              </w:rPr>
-            </w:pPr>
-          </w:p>
-          <w:p>
-            <w:pPr>
-              <w:rPr>
-                <w:rFonts w:hint="eastAsia"/>
-                <w:sz w:val="24"/>
-              </w:rPr>
-            </w:pPr>
-          </w:p>
-          <w:p>
-            <w:pPr>
+              <w:spacing w:lineRule="exact" w:line="240"/>
+              <w:rPr>
+                <w:rFonts w:hint="eastAsia"/>
+                <w:sz w:val="24"/>
+              </w:rPr>
+            </w:pPr>
+          </w:p>
+          <w:p>
+            <w:pPr>
+              <w:spacing w:lineRule="exact" w:line="240"/>
+              <w:rPr>
+                <w:rFonts w:hint="eastAsia"/>
+                <w:sz w:val="24"/>
+              </w:rPr>
+            </w:pPr>
+          </w:p>
+          <w:p>
+            <w:pPr>
+              <w:spacing w:lineRule="exact" w:line="240"/>
+              <w:rPr>
+                <w:rFonts w:hint="eastAsia"/>
+                <w:sz w:val="24"/>
+              </w:rPr>
+            </w:pPr>
+          </w:p>
+          <w:p>
+            <w:pPr>
+              <w:spacing w:lineRule="exact" w:line="240"/>
+              <w:rPr>
+                <w:rFonts w:hint="eastAsia"/>
+                <w:sz w:val="24"/>
+              </w:rPr>
+            </w:pPr>
+          </w:p>
+          <w:p>
+            <w:pPr>
+              <w:spacing w:lineRule="exact" w:line="240"/>
+              <w:rPr>
+                <w:rFonts w:hint="eastAsia"/>
+                <w:sz w:val="24"/>
+              </w:rPr>
+            </w:pPr>
+          </w:p>
+          <w:p>
+            <w:pPr>
+              <w:spacing w:lineRule="exact" w:line="240"/>
+              <w:rPr>
+                <w:rFonts w:hint="eastAsia"/>
+                <w:sz w:val="24"/>
+              </w:rPr>
+            </w:pPr>
+          </w:p>
+          <w:p>
+            <w:pPr>
+              <w:spacing w:lineRule="exact" w:line="240"/>
+              <w:rPr>
+                <w:rFonts w:hint="eastAsia"/>
+                <w:sz w:val="24"/>
+              </w:rPr>
+            </w:pPr>
+          </w:p>
+          <w:p>
+            <w:pPr>
+              <w:spacing w:lineRule="exact" w:line="240"/>
+              <w:rPr>
+                <w:rFonts w:hint="eastAsia"/>
+                <w:sz w:val="24"/>
+              </w:rPr>
+            </w:pPr>
+          </w:p>
+          <w:p>
+            <w:pPr>
+              <w:spacing w:lineRule="exact" w:line="240"/>
+              <w:rPr>
+                <w:rFonts w:hint="eastAsia"/>
+                <w:sz w:val="24"/>
+              </w:rPr>
+            </w:pPr>
+          </w:p>
+          <w:p>
+            <w:pPr>
+              <w:spacing w:lineRule="exact" w:line="240"/>
+              <w:rPr>
+                <w:rFonts w:hint="eastAsia"/>
+                <w:sz w:val="24"/>
+              </w:rPr>
+            </w:pPr>
+          </w:p>
+          <w:p>
+            <w:pPr>
+              <w:spacing w:lineRule="exact" w:line="240"/>
+              <w:rPr>
+                <w:rFonts w:hint="eastAsia"/>
+                <w:sz w:val="24"/>
+              </w:rPr>
+            </w:pPr>
+          </w:p>
+          <w:p>
+            <w:pPr>
+              <w:spacing w:lineRule="exact" w:line="240"/>
+              <w:rPr>
+                <w:rFonts w:hint="eastAsia"/>
+                <w:sz w:val="24"/>
+              </w:rPr>
+            </w:pPr>
+          </w:p>
+          <w:p>
+            <w:pPr>
+              <w:spacing w:lineRule="exact" w:line="240"/>
+              <w:rPr>
+                <w:rFonts w:hint="eastAsia"/>
+                <w:sz w:val="24"/>
+              </w:rPr>
+            </w:pPr>
+          </w:p>
+          <w:p>
+            <w:pPr>
+              <w:spacing w:lineRule="exact" w:line="240"/>
+              <w:rPr>
+                <w:rFonts w:hint="eastAsia"/>
+                <w:sz w:val="24"/>
+              </w:rPr>
+            </w:pPr>
+          </w:p>
+          <w:p>
+            <w:pPr>
+              <w:spacing w:lineRule="exact" w:line="240"/>
+              <w:rPr>
+                <w:rFonts w:hint="eastAsia"/>
+                <w:sz w:val="24"/>
+              </w:rPr>
+            </w:pPr>
+          </w:p>
+          <w:p>
+            <w:pPr>
+              <w:spacing w:lineRule="exact" w:line="240"/>
+              <w:rPr>
+                <w:rFonts w:hint="eastAsia"/>
+                <w:sz w:val="24"/>
+              </w:rPr>
+            </w:pPr>
+          </w:p>
+          <w:p>
+            <w:pPr>
+              <w:spacing w:lineRule="exact" w:line="240"/>
+              <w:rPr>
+                <w:rFonts w:hint="eastAsia"/>
+                <w:sz w:val="24"/>
+              </w:rPr>
+            </w:pPr>
+          </w:p>
+          <w:p>
+            <w:pPr>
+              <w:spacing w:lineRule="exact" w:line="240"/>
+              <w:rPr>
+                <w:rFonts w:hint="eastAsia"/>
+                <w:sz w:val="24"/>
+              </w:rPr>
+            </w:pPr>
+          </w:p>
+          <w:p>
+            <w:pPr>
+              <w:spacing w:lineRule="exact" w:line="240"/>
+              <w:rPr>
+                <w:rFonts w:hint="eastAsia"/>
+                <w:sz w:val="24"/>
+              </w:rPr>
+            </w:pPr>
+          </w:p>
+          <w:p>
+            <w:pPr>
+              <w:spacing w:lineRule="exact" w:line="240"/>
+              <w:rPr>
+                <w:rFonts w:hint="eastAsia"/>
+                <w:sz w:val="24"/>
+              </w:rPr>
+            </w:pPr>
+          </w:p>
+          <w:p>
+            <w:pPr>
+              <w:spacing w:lineRule="exact" w:line="240"/>
+              <w:rPr>
+                <w:rFonts w:hint="eastAsia"/>
+                <w:sz w:val="24"/>
+              </w:rPr>
+            </w:pPr>
+          </w:p>
+          <w:p>
+            <w:pPr>
+              <w:spacing w:lineRule="exact" w:line="240"/>
+              <w:rPr>
+                <w:rFonts w:hint="eastAsia"/>
+                <w:sz w:val="24"/>
+              </w:rPr>
+            </w:pPr>
+          </w:p>
+          <w:p>
+            <w:pPr>
+              <w:spacing w:lineRule="exact" w:line="240"/>
+              <w:rPr>
+                <w:rFonts w:hint="eastAsia"/>
+                <w:sz w:val="24"/>
+              </w:rPr>
+            </w:pPr>
+          </w:p>
+          <w:p>
+            <w:pPr>
+              <w:spacing w:lineRule="exact" w:line="240"/>
+              <w:rPr>
+                <w:rFonts w:hint="eastAsia"/>
+                <w:sz w:val="24"/>
+              </w:rPr>
+            </w:pPr>
+          </w:p>
+          <w:p>
+            <w:pPr>
+              <w:spacing w:lineRule="exact" w:line="240"/>
+              <w:rPr>
+                <w:rFonts w:hint="eastAsia"/>
+                <w:sz w:val="24"/>
+              </w:rPr>
+            </w:pPr>
+          </w:p>
+          <w:p>
+            <w:pPr>
+              <w:spacing w:lineRule="exact" w:line="240"/>
+              <w:rPr>
+                <w:rFonts w:hint="eastAsia"/>
+                <w:sz w:val="24"/>
+              </w:rPr>
+            </w:pPr>
+          </w:p>
+          <w:p>
+            <w:pPr>
+              <w:spacing w:lineRule="exact" w:line="240"/>
+              <w:rPr>
+                <w:rFonts w:hint="eastAsia"/>
+                <w:sz w:val="24"/>
+              </w:rPr>
+            </w:pPr>
+          </w:p>
+          <w:p>
+            <w:pPr>
+              <w:spacing w:lineRule="exact" w:line="240"/>
               <w:rPr>
                 <w:rFonts w:hint="eastAsia"/>
                 <w:sz w:val="24"/>

--- a/deliverable/附件3：鲁东大学2026年研究生学业奖学金申请审批表_filled.docx
+++ b/deliverable/附件3：鲁东大学2026年研究生学业奖学金申请审批表_filled.docx
@@ -961,7 +961,7 @@
               </w:rPr>
             </w:pPr>
             <w:r>
-              <w:t>51370120020302041X</w:t>
+              <w:t>5</w:t>
             </w:r>
           </w:p>
         </w:tc>
@@ -978,6 +978,9 @@
                 <w:sz w:val="24"/>
               </w:rPr>
             </w:pPr>
+            <w:r>
+              <w:t>1</w:t>
+            </w:r>
           </w:p>
         </w:tc>
         <w:tc>
@@ -994,6 +997,9 @@
                 <w:sz w:val="24"/>
               </w:rPr>
             </w:pPr>
+            <w:r>
+              <w:t>3</w:t>
+            </w:r>
           </w:p>
         </w:tc>
         <w:tc>
@@ -1009,6 +1015,9 @@
                 <w:sz w:val="24"/>
               </w:rPr>
             </w:pPr>
+            <w:r>
+              <w:t>7</w:t>
+            </w:r>
           </w:p>
         </w:tc>
         <w:tc>
@@ -1024,6 +1033,9 @@
                 <w:sz w:val="24"/>
               </w:rPr>
             </w:pPr>
+            <w:r>
+              <w:t>0</w:t>
+            </w:r>
           </w:p>
         </w:tc>
         <w:tc>
@@ -1040,6 +1052,9 @@
                 <w:sz w:val="24"/>
               </w:rPr>
             </w:pPr>
+            <w:r>
+              <w:t>1</w:t>
+            </w:r>
           </w:p>
         </w:tc>
         <w:tc>
@@ -1055,6 +1070,9 @@
                 <w:sz w:val="24"/>
               </w:rPr>
             </w:pPr>
+            <w:r>
+              <w:t>2</w:t>
+            </w:r>
           </w:p>
         </w:tc>
         <w:tc>
@@ -1070,6 +1088,9 @@
                 <w:sz w:val="24"/>
               </w:rPr>
             </w:pPr>
+            <w:r>
+              <w:t>0</w:t>
+            </w:r>
           </w:p>
         </w:tc>
         <w:tc>
@@ -1085,6 +1106,9 @@
                 <w:sz w:val="24"/>
               </w:rPr>
             </w:pPr>
+            <w:r>
+              <w:t>0</w:t>
+            </w:r>
           </w:p>
         </w:tc>
         <w:tc>
@@ -1100,6 +1124,9 @@
                 <w:sz w:val="24"/>
               </w:rPr>
             </w:pPr>
+            <w:r>
+              <w:t>2</w:t>
+            </w:r>
           </w:p>
         </w:tc>
         <w:tc>
@@ -1116,6 +1143,9 @@
                 <w:sz w:val="24"/>
               </w:rPr>
             </w:pPr>
+            <w:r>
+              <w:t>0</w:t>
+            </w:r>
           </w:p>
         </w:tc>
         <w:tc>
@@ -1131,6 +1161,9 @@
                 <w:sz w:val="24"/>
               </w:rPr>
             </w:pPr>
+            <w:r>
+              <w:t>3</w:t>
+            </w:r>
           </w:p>
         </w:tc>
         <w:tc>
@@ -1146,6 +1179,9 @@
                 <w:sz w:val="24"/>
               </w:rPr>
             </w:pPr>
+            <w:r>
+              <w:t>0</w:t>
+            </w:r>
           </w:p>
         </w:tc>
         <w:tc>
@@ -1162,6 +1198,9 @@
                 <w:sz w:val="24"/>
               </w:rPr>
             </w:pPr>
+            <w:r>
+              <w:t>2</w:t>
+            </w:r>
           </w:p>
         </w:tc>
         <w:tc>
@@ -1177,6 +1216,9 @@
                 <w:sz w:val="24"/>
               </w:rPr>
             </w:pPr>
+            <w:r>
+              <w:t>0</w:t>
+            </w:r>
           </w:p>
         </w:tc>
         <w:tc>
@@ -1192,6 +1234,9 @@
                 <w:sz w:val="24"/>
               </w:rPr>
             </w:pPr>
+            <w:r>
+              <w:t>4</w:t>
+            </w:r>
           </w:p>
         </w:tc>
         <w:tc>
@@ -1207,6 +1252,9 @@
                 <w:sz w:val="24"/>
               </w:rPr>
             </w:pPr>
+            <w:r>
+              <w:t>1</w:t>
+            </w:r>
           </w:p>
         </w:tc>
         <w:tc>
@@ -1222,6 +1270,9 @@
                 <w:sz w:val="24"/>
               </w:rPr>
             </w:pPr>
+            <w:r>
+              <w:t>X</w:t>
+            </w:r>
           </w:p>
         </w:tc>
       </w:tr>
@@ -1434,7 +1485,7 @@
         </w:tblPrEx>
         <w:trPr>
           <w:cantSplit/>
-          <w:trHeight w:val="9418"/>
+          <w:trHeight w:val="9418" w:hRule="exact"/>
         </w:trPr>
         <w:tc>
           <w:tcPr>
@@ -1521,13 +1572,17 @@
           </w:p>
           <w:p>
             <w:pPr>
-              <w:spacing w:line="360" w:lineRule="auto" w:after="120"/>
-              <w:rPr>
-                <w:rFonts w:hint="eastAsia"/>
-                <w:sz w:val="24"/>
-              </w:rPr>
-            </w:pPr>
-            <w:r>
+              <w:spacing w:line="276" w:lineRule="auto" w:after="120"/>
+              <w:rPr>
+                <w:rFonts w:hint="eastAsia"/>
+                <w:sz w:val="24"/>
+              </w:rPr>
+            </w:pPr>
+            <w:r>
+              <w:rPr>
+                <w:sz w:val="28"/>
+                <w:spacing w:val="20"/>
+              </w:rPr>
               <w:t>本人文绍华，鲁东大学生命科学学院生物学2024级研究生，共青团员。入学以来勤奋刻苦，严谨求实，必修课9门全部及格，综合考评排名16/29，恪守学术道德，积极参与实验室科研工作。本人以共同第一作者身份在农林科学TOP期刊Food Chemistry（SCI升级版农林科学1区，IF 10.4）发表研究论文，综合分子对接、分子动力学模拟与紫外、荧光、红外及量热实验，阐明生姜主要活性成分稳定牛I型胶原蛋白的分子机制，为肉品品质调控提供理论依据。现特此申请2025—2026学年研究生学业奖学金，望批准。</w:t>
             </w:r>
           </w:p>
@@ -1907,6 +1962,7 @@
           </w:tcPr>
           <w:p>
             <w:pPr>
+              <w:pageBreakBefore/>
               <w:tabs>
                 <w:tab w:val="left" w:pos="5772"/>
                 <w:tab w:val="left" w:pos="6342"/>
